--- a/17 18 20/5.Power Bi/6) Dashboard/pOINTS.docx
+++ b/17 18 20/5.Power Bi/6) Dashboard/pOINTS.docx
@@ -30,15 +30,439 @@
         <w:rPr>
           <w:rFonts w:ascii="Candara" w:hAnsi="Candara"/>
         </w:rPr>
-        <w:t>Promote h</w:t>
+        <w:t>Promote headers and set column data types (Whole Number for metrics/flags, Text for CustomerID and categories)</w:t>
+      </w:r>
+    </w:p>
+    <w:p>
+      <w:pPr>
+        <w:pStyle w:val="NormalWeb"/>
+        <w:numPr>
+          <w:ilvl w:val="0"/>
+          <w:numId w:val="1"/>
+        </w:numPr>
+        <w:rPr>
+          <w:rFonts w:ascii="Candara" w:hAnsi="Candara"/>
+        </w:rPr>
+      </w:pPr>
+      <w:r>
+        <w:rPr>
+          <w:rFonts w:ascii="Candara" w:hAnsi="Candara"/>
+        </w:rPr>
+        <w:t>Handle missing values and blanks (such as missing Age values)</w:t>
+      </w:r>
+    </w:p>
+    <w:p>
+      <w:pPr>
+        <w:pStyle w:val="NormalWeb"/>
+        <w:numPr>
+          <w:ilvl w:val="0"/>
+          <w:numId w:val="1"/>
+        </w:numPr>
+        <w:rPr>
+          <w:rFonts w:ascii="Candara" w:hAnsi="Candara"/>
+        </w:rPr>
+      </w:pPr>
+      <w:r>
+        <w:rPr>
+          <w:rFonts w:ascii="Candara" w:hAnsi="Candara"/>
+        </w:rPr>
+        <w:t>Trim and clean text columns to remove extra spaces</w:t>
+      </w:r>
+    </w:p>
+    <w:p>
+      <w:pPr>
+        <w:pStyle w:val="NormalWeb"/>
+        <w:numPr>
+          <w:ilvl w:val="0"/>
+          <w:numId w:val="1"/>
+        </w:numPr>
+        <w:rPr>
+          <w:rFonts w:ascii="Candara" w:hAnsi="Candara"/>
+        </w:rPr>
+      </w:pPr>
+      <w:r>
+        <w:rPr>
+          <w:rFonts w:ascii="Candara" w:hAnsi="Candara"/>
+        </w:rPr>
+        <w:t>Standardize inconsistent text categories (such as replacing "Unmarried" with "Single" in MaritalStatus)</w:t>
+      </w:r>
+    </w:p>
+    <w:p>
+      <w:pPr>
+        <w:pStyle w:val="NormalWeb"/>
+        <w:numPr>
+          <w:ilvl w:val="0"/>
+          <w:numId w:val="1"/>
+        </w:numPr>
+        <w:rPr>
+          <w:rFonts w:ascii="Candara" w:hAnsi="Candara"/>
+        </w:rPr>
+      </w:pPr>
+      <w:r>
+        <w:rPr>
+          <w:rFonts w:ascii="Candara" w:hAnsi="Candara"/>
+        </w:rPr>
+        <w:t>Create conditional columns or custom bins for Age and MonthlyIncome grouping</w:t>
+      </w:r>
+    </w:p>
+    <w:p>
+      <w:pPr>
+        <w:rPr>
+          <w:rFonts w:ascii="Candara" w:hAnsi="Candara"/>
+        </w:rPr>
+      </w:pPr>
+    </w:p>
+    <w:p>
+      <w:pPr>
+        <w:rPr>
+          <w:rFonts w:ascii="Candara" w:hAnsi="Candara"/>
+        </w:rPr>
+      </w:pPr>
+    </w:p>
+    <w:p>
+      <w:pPr>
+        <w:rPr>
+          <w:rFonts w:ascii="Candara" w:hAnsi="Candara"/>
+        </w:rPr>
+      </w:pPr>
+    </w:p>
+    <w:p>
+      <w:pPr>
+        <w:rPr>
+          <w:rFonts w:ascii="Candara" w:hAnsi="Candara"/>
+        </w:rPr>
+      </w:pPr>
+      <w:r>
+        <w:rPr>
+          <w:rFonts w:ascii="Candara" w:hAnsi="Candara"/>
+        </w:rPr>
+        <w:t xml:space="preserve">REPORT </w:t>
+      </w:r>
+    </w:p>
+    <w:p>
+      <w:pPr>
+        <w:pStyle w:val="NormalWeb"/>
+        <w:numPr>
+          <w:ilvl w:val="0"/>
+          <w:numId w:val="1"/>
+        </w:numPr>
+        <w:rPr>
+          <w:rFonts w:ascii="Candara" w:hAnsi="Candara"/>
+        </w:rPr>
+      </w:pPr>
+      <w:r>
+        <w:rPr>
+          <w:rFonts w:ascii="Candara" w:hAnsi="Candara"/>
+        </w:rPr>
+        <w:t xml:space="preserve">Executive summary metrics displaying </w:t>
+      </w:r>
+    </w:p>
+    <w:p>
+      <w:pPr>
+        <w:pStyle w:val="NormalWeb"/>
+        <w:numPr>
+          <w:ilvl w:val="1"/>
+          <w:numId w:val="1"/>
+        </w:numPr>
+        <w:rPr>
+          <w:rFonts w:ascii="Candara" w:hAnsi="Candara"/>
+        </w:rPr>
+      </w:pPr>
+      <w:r>
+        <w:rPr>
+          <w:rFonts w:ascii="Candara" w:hAnsi="Candara"/>
+        </w:rPr>
+        <w:t xml:space="preserve">total customers, </w:t>
+      </w:r>
+    </w:p>
+    <w:p>
+      <w:pPr>
+        <w:pStyle w:val="NormalWeb"/>
+        <w:numPr>
+          <w:ilvl w:val="1"/>
+          <w:numId w:val="1"/>
+        </w:numPr>
+        <w:rPr>
+          <w:rFonts w:ascii="Candara" w:hAnsi="Candara"/>
+        </w:rPr>
+      </w:pPr>
+      <w:r>
+        <w:rPr>
+          <w:rFonts w:ascii="Candara" w:hAnsi="Candara"/>
+        </w:rPr>
+        <w:t>total products purchased</w:t>
+      </w:r>
+      <w:r>
+        <w:rPr>
+          <w:rFonts w:ascii="Candara" w:hAnsi="Candara"/>
+        </w:rPr>
+        <w:t xml:space="preserve"> </w:t>
+      </w:r>
+    </w:p>
+    <w:p>
+      <w:pPr>
+        <w:pStyle w:val="NormalWeb"/>
+        <w:numPr>
+          <w:ilvl w:val="1"/>
+          <w:numId w:val="1"/>
+        </w:numPr>
+        <w:rPr>
+          <w:rFonts w:ascii="Candara" w:hAnsi="Candara"/>
+        </w:rPr>
+      </w:pPr>
+      <w:r>
+        <w:rPr>
+          <w:rFonts w:ascii="Candara" w:hAnsi="Candara"/>
+        </w:rPr>
+        <w:t>overall conversion rate percentage</w:t>
+      </w:r>
+    </w:p>
+    <w:p>
+      <w:pPr>
+        <w:pStyle w:val="NormalWeb"/>
+        <w:numPr>
+          <w:ilvl w:val="0"/>
+          <w:numId w:val="1"/>
+        </w:numPr>
+        <w:rPr>
+          <w:rFonts w:ascii="Candara" w:hAnsi="Candara"/>
+        </w:rPr>
+      </w:pPr>
+      <w:r>
+        <w:rPr>
+          <w:rFonts w:ascii="Candara" w:hAnsi="Candara"/>
+        </w:rPr>
+        <w:t xml:space="preserve">Product conversion performance </w:t>
+      </w:r>
+    </w:p>
+    <w:p>
+      <w:pPr>
+        <w:pStyle w:val="NormalWeb"/>
+        <w:numPr>
+          <w:ilvl w:val="1"/>
+          <w:numId w:val="1"/>
+        </w:numPr>
+        <w:rPr>
+          <w:rFonts w:ascii="Candara" w:hAnsi="Candara"/>
+        </w:rPr>
+      </w:pPr>
+      <w:r>
+        <w:rPr>
+          <w:rFonts w:ascii="Candara" w:hAnsi="Candara"/>
+        </w:rPr>
+        <w:t>P</w:t>
+      </w:r>
+      <w:r>
+        <w:rPr>
+          <w:rFonts w:ascii="Candara" w:hAnsi="Candara"/>
+        </w:rPr>
+        <w:t>itch types against conversion success rates</w:t>
+      </w:r>
+    </w:p>
+    <w:p>
+      <w:pPr>
+        <w:pStyle w:val="NormalWeb"/>
+        <w:numPr>
+          <w:ilvl w:val="0"/>
+          <w:numId w:val="1"/>
+        </w:numPr>
+        <w:rPr>
+          <w:rFonts w:ascii="Candara" w:hAnsi="Candara"/>
+        </w:rPr>
+      </w:pPr>
+      <w:r>
+        <w:rPr>
+          <w:rFonts w:ascii="Candara" w:hAnsi="Candara"/>
+        </w:rPr>
+        <w:t xml:space="preserve">Contact channel comparison evaluating </w:t>
+      </w:r>
+    </w:p>
+    <w:p>
+      <w:pPr>
+        <w:pStyle w:val="NormalWeb"/>
+        <w:numPr>
+          <w:ilvl w:val="1"/>
+          <w:numId w:val="1"/>
+        </w:numPr>
+        <w:rPr>
+          <w:rFonts w:ascii="Candara" w:hAnsi="Candara"/>
+        </w:rPr>
+      </w:pPr>
+      <w:r>
+        <w:rPr>
+          <w:rFonts w:ascii="Candara" w:hAnsi="Candara"/>
+        </w:rPr>
+        <w:t>self-enquiries versus company-invited leads</w:t>
+      </w:r>
+    </w:p>
+    <w:p>
+      <w:pPr>
+        <w:pStyle w:val="NormalWeb"/>
+        <w:numPr>
+          <w:ilvl w:val="0"/>
+          <w:numId w:val="1"/>
+        </w:numPr>
+        <w:rPr>
+          <w:rFonts w:ascii="Candara" w:hAnsi="Candara"/>
+        </w:rPr>
+      </w:pPr>
+      <w:r>
+        <w:rPr>
+          <w:rFonts w:ascii="Candara" w:hAnsi="Candara"/>
+        </w:rPr>
+        <w:t>Age distribution segmentation showing purchasing trends across different age groups</w:t>
+      </w:r>
+    </w:p>
+    <w:p>
+      <w:pPr>
+        <w:pStyle w:val="NormalWeb"/>
+        <w:numPr>
+          <w:ilvl w:val="0"/>
+          <w:numId w:val="1"/>
+        </w:numPr>
+        <w:rPr>
+          <w:rFonts w:ascii="Candara" w:hAnsi="Candara"/>
+        </w:rPr>
+      </w:pPr>
+      <w:r>
+        <w:rPr>
+          <w:rFonts w:ascii="Candara" w:hAnsi="Candara"/>
+        </w:rPr>
+        <w:t>Occupation matrix analyzing conversion rates by customer segments</w:t>
+      </w:r>
+    </w:p>
+    <w:p>
+      <w:pPr>
+        <w:pStyle w:val="NormalWeb"/>
+        <w:numPr>
+          <w:ilvl w:val="0"/>
+          <w:numId w:val="1"/>
+        </w:numPr>
+        <w:rPr>
+          <w:rFonts w:ascii="Candara" w:hAnsi="Candara"/>
+        </w:rPr>
+      </w:pPr>
+      <w:r>
+        <w:rPr>
+          <w:rFonts w:ascii="Candara" w:hAnsi="Candara"/>
+        </w:rPr>
+        <w:t>Monthly income and designation analysis comparing earnings against product uptake</w:t>
+      </w:r>
+    </w:p>
+    <w:p>
+      <w:pPr>
+        <w:pStyle w:val="NormalWeb"/>
+        <w:numPr>
+          <w:ilvl w:val="0"/>
+          <w:numId w:val="1"/>
+        </w:numPr>
+        <w:rPr>
+          <w:rFonts w:ascii="Candara" w:hAnsi="Candara"/>
+        </w:rPr>
+      </w:pPr>
+      <w:r>
+        <w:rPr>
+          <w:rFonts w:ascii="Candara" w:hAnsi="Candara"/>
+        </w:rPr>
+        <w:t>Lifestyle and travel behavior metrics tracking the influence of passport ownership, car ownership, and total trips on purchases</w:t>
+      </w:r>
+    </w:p>
+    <w:p>
+      <w:pPr>
+        <w:pStyle w:val="NormalWeb"/>
+        <w:numPr>
+          <w:ilvl w:val="0"/>
+          <w:numId w:val="1"/>
+        </w:numPr>
+        <w:rPr>
+          <w:rFonts w:ascii="Candara" w:hAnsi="Candara"/>
+        </w:rPr>
+      </w:pPr>
+      <w:r>
+        <w:rPr>
+          <w:rFonts w:ascii="Candara" w:hAnsi="Candara"/>
+        </w:rPr>
+        <w:t xml:space="preserve">travel behavior metrics </w:t>
+      </w:r>
+      <w:r>
+        <w:rPr>
+          <w:rFonts w:ascii="Candara" w:hAnsi="Candara"/>
+        </w:rPr>
+        <w:t>using Lifestyle</w:t>
+      </w:r>
+    </w:p>
+    <w:p>
+      <w:pPr>
+        <w:pStyle w:val="NormalWeb"/>
+        <w:numPr>
+          <w:ilvl w:val="1"/>
+          <w:numId w:val="1"/>
+        </w:numPr>
+        <w:rPr>
+          <w:rFonts w:ascii="Candara" w:hAnsi="Candara"/>
+        </w:rPr>
+      </w:pPr>
+      <w:r>
+        <w:rPr>
+          <w:rFonts w:ascii="Candara" w:hAnsi="Candara"/>
+        </w:rPr>
+        <w:t xml:space="preserve">tracking </w:t>
+      </w:r>
+    </w:p>
+    <w:p>
+      <w:pPr>
+        <w:pStyle w:val="NormalWeb"/>
+        <w:numPr>
+          <w:ilvl w:val="2"/>
+          <w:numId w:val="1"/>
+        </w:numPr>
+        <w:rPr>
+          <w:rFonts w:ascii="Candara" w:hAnsi="Candara"/>
+        </w:rPr>
+      </w:pPr>
+      <w:r>
+        <w:rPr>
+          <w:rFonts w:ascii="Candara" w:hAnsi="Candara"/>
+        </w:rPr>
+        <w:t xml:space="preserve">the influence of passport ownership, </w:t>
+      </w:r>
+    </w:p>
+    <w:p>
+      <w:pPr>
+        <w:pStyle w:val="NormalWeb"/>
+        <w:numPr>
+          <w:ilvl w:val="2"/>
+          <w:numId w:val="1"/>
+        </w:numPr>
+        <w:rPr>
+          <w:rFonts w:ascii="Candara" w:hAnsi="Candara"/>
+        </w:rPr>
+      </w:pPr>
+      <w:r>
+        <w:rPr>
+          <w:rFonts w:ascii="Candara" w:hAnsi="Candara"/>
+        </w:rPr>
+        <w:t xml:space="preserve">car ownership, </w:t>
       </w:r>
       <w:bookmarkStart w:id="0" w:name="_GoBack"/>
       <w:bookmarkEnd w:id="0"/>
-      <w:r>
-        <w:rPr>
-          <w:rFonts w:ascii="Candara" w:hAnsi="Candara"/>
-        </w:rPr>
-        <w:t>eaders and set column data types (Whole Number for metrics/flags, Text for CustomerID and categories)</w:t>
+    </w:p>
+    <w:p>
+      <w:pPr>
+        <w:pStyle w:val="NormalWeb"/>
+        <w:numPr>
+          <w:ilvl w:val="2"/>
+          <w:numId w:val="1"/>
+        </w:numPr>
+        <w:rPr>
+          <w:rFonts w:ascii="Candara" w:hAnsi="Candara"/>
+        </w:rPr>
+      </w:pPr>
+      <w:r>
+        <w:rPr>
+          <w:rFonts w:ascii="Candara" w:hAnsi="Candara"/>
+        </w:rPr>
+        <w:t>total trips on purchases</w:t>
       </w:r>
     </w:p>
     <w:p>
@@ -52,244 +476,6 @@
           <w:rFonts w:ascii="Candara" w:hAnsi="Candara"/>
         </w:rPr>
       </w:pPr>
-      <w:r>
-        <w:rPr>
-          <w:rFonts w:ascii="Candara" w:hAnsi="Candara"/>
-        </w:rPr>
-        <w:t>Handle missing values and blanks (such as missing Age values)</w:t>
-      </w:r>
-    </w:p>
-    <w:p>
-      <w:pPr>
-        <w:pStyle w:val="NormalWeb"/>
-        <w:numPr>
-          <w:ilvl w:val="0"/>
-          <w:numId w:val="1"/>
-        </w:numPr>
-        <w:rPr>
-          <w:rFonts w:ascii="Candara" w:hAnsi="Candara"/>
-        </w:rPr>
-      </w:pPr>
-      <w:r>
-        <w:rPr>
-          <w:rFonts w:ascii="Candara" w:hAnsi="Candara"/>
-        </w:rPr>
-        <w:t>Trim and clean text columns to remove extra spaces</w:t>
-      </w:r>
-    </w:p>
-    <w:p>
-      <w:pPr>
-        <w:pStyle w:val="NormalWeb"/>
-        <w:numPr>
-          <w:ilvl w:val="0"/>
-          <w:numId w:val="1"/>
-        </w:numPr>
-        <w:rPr>
-          <w:rFonts w:ascii="Candara" w:hAnsi="Candara"/>
-        </w:rPr>
-      </w:pPr>
-      <w:r>
-        <w:rPr>
-          <w:rFonts w:ascii="Candara" w:hAnsi="Candara"/>
-        </w:rPr>
-        <w:t>Standardize inconsistent text categories (such as replacing "Unmarried" with "Single" in MaritalStatus)</w:t>
-      </w:r>
-    </w:p>
-    <w:p>
-      <w:pPr>
-        <w:pStyle w:val="NormalWeb"/>
-        <w:numPr>
-          <w:ilvl w:val="0"/>
-          <w:numId w:val="1"/>
-        </w:numPr>
-        <w:rPr>
-          <w:rFonts w:ascii="Candara" w:hAnsi="Candara"/>
-        </w:rPr>
-      </w:pPr>
-      <w:r>
-        <w:rPr>
-          <w:rFonts w:ascii="Candara" w:hAnsi="Candara"/>
-        </w:rPr>
-        <w:t>Create conditional columns or custom bins for Age and MonthlyIncome grouping</w:t>
-      </w:r>
-    </w:p>
-    <w:p>
-      <w:pPr>
-        <w:rPr>
-          <w:rFonts w:ascii="Candara" w:hAnsi="Candara"/>
-        </w:rPr>
-      </w:pPr>
-    </w:p>
-    <w:p>
-      <w:pPr>
-        <w:rPr>
-          <w:rFonts w:ascii="Candara" w:hAnsi="Candara"/>
-        </w:rPr>
-      </w:pPr>
-    </w:p>
-    <w:p>
-      <w:pPr>
-        <w:rPr>
-          <w:rFonts w:ascii="Candara" w:hAnsi="Candara"/>
-        </w:rPr>
-      </w:pPr>
-    </w:p>
-    <w:p>
-      <w:pPr>
-        <w:rPr>
-          <w:rFonts w:ascii="Candara" w:hAnsi="Candara"/>
-        </w:rPr>
-      </w:pPr>
-      <w:r>
-        <w:rPr>
-          <w:rFonts w:ascii="Candara" w:hAnsi="Candara"/>
-        </w:rPr>
-        <w:t xml:space="preserve">REPORT </w:t>
-      </w:r>
-    </w:p>
-    <w:p>
-      <w:pPr>
-        <w:pStyle w:val="NormalWeb"/>
-        <w:numPr>
-          <w:ilvl w:val="0"/>
-          <w:numId w:val="1"/>
-        </w:numPr>
-        <w:rPr>
-          <w:rFonts w:ascii="Candara" w:hAnsi="Candara"/>
-        </w:rPr>
-      </w:pPr>
-      <w:r>
-        <w:rPr>
-          <w:rFonts w:ascii="Candara" w:hAnsi="Candara"/>
-        </w:rPr>
-        <w:t>Executive summary metrics displaying total customers, total products purchased, and overall conversion rate percentage</w:t>
-      </w:r>
-    </w:p>
-    <w:p>
-      <w:pPr>
-        <w:pStyle w:val="NormalWeb"/>
-        <w:numPr>
-          <w:ilvl w:val="0"/>
-          <w:numId w:val="1"/>
-        </w:numPr>
-        <w:rPr>
-          <w:rFonts w:ascii="Candara" w:hAnsi="Candara"/>
-        </w:rPr>
-      </w:pPr>
-      <w:r>
-        <w:rPr>
-          <w:rFonts w:ascii="Candara" w:hAnsi="Candara"/>
-        </w:rPr>
-        <w:t>Product conversion performance breakdown comparing pitch types against conversion success rates</w:t>
-      </w:r>
-    </w:p>
-    <w:p>
-      <w:pPr>
-        <w:pStyle w:val="NormalWeb"/>
-        <w:numPr>
-          <w:ilvl w:val="0"/>
-          <w:numId w:val="1"/>
-        </w:numPr>
-        <w:rPr>
-          <w:rFonts w:ascii="Candara" w:hAnsi="Candara"/>
-        </w:rPr>
-      </w:pPr>
-      <w:r>
-        <w:rPr>
-          <w:rFonts w:ascii="Candara" w:hAnsi="Candara"/>
-        </w:rPr>
-        <w:t>Contact channel comparison evaluating self-enquiries versus company-invited leads</w:t>
-      </w:r>
-    </w:p>
-    <w:p>
-      <w:pPr>
-        <w:pStyle w:val="NormalWeb"/>
-        <w:numPr>
-          <w:ilvl w:val="0"/>
-          <w:numId w:val="1"/>
-        </w:numPr>
-        <w:rPr>
-          <w:rFonts w:ascii="Candara" w:hAnsi="Candara"/>
-        </w:rPr>
-      </w:pPr>
-      <w:r>
-        <w:rPr>
-          <w:rFonts w:ascii="Candara" w:hAnsi="Candara"/>
-        </w:rPr>
-        <w:t>Age distribution segmentation showing purchasing trends across different age groups</w:t>
-      </w:r>
-    </w:p>
-    <w:p>
-      <w:pPr>
-        <w:pStyle w:val="NormalWeb"/>
-        <w:numPr>
-          <w:ilvl w:val="0"/>
-          <w:numId w:val="1"/>
-        </w:numPr>
-        <w:rPr>
-          <w:rFonts w:ascii="Candara" w:hAnsi="Candara"/>
-        </w:rPr>
-      </w:pPr>
-      <w:r>
-        <w:rPr>
-          <w:rFonts w:ascii="Candara" w:hAnsi="Candara"/>
-        </w:rPr>
-        <w:t>Occupation and marital status matrix analyzing conversion rates by customer segments</w:t>
-      </w:r>
-    </w:p>
-    <w:p>
-      <w:pPr>
-        <w:pStyle w:val="NormalWeb"/>
-        <w:numPr>
-          <w:ilvl w:val="0"/>
-          <w:numId w:val="1"/>
-        </w:numPr>
-        <w:rPr>
-          <w:rFonts w:ascii="Candara" w:hAnsi="Candara"/>
-        </w:rPr>
-      </w:pPr>
-      <w:r>
-        <w:rPr>
-          <w:rFonts w:ascii="Candara" w:hAnsi="Candara"/>
-        </w:rPr>
-        <w:t>Monthly income and designation analysis comparing earnings against product uptake</w:t>
-      </w:r>
-    </w:p>
-    <w:p>
-      <w:pPr>
-        <w:pStyle w:val="NormalWeb"/>
-        <w:numPr>
-          <w:ilvl w:val="0"/>
-          <w:numId w:val="1"/>
-        </w:numPr>
-        <w:rPr>
-          <w:rFonts w:ascii="Candara" w:hAnsi="Candara"/>
-        </w:rPr>
-      </w:pPr>
-      <w:r>
-        <w:rPr>
-          <w:rFonts w:ascii="Candara" w:hAnsi="Candara"/>
-        </w:rPr>
-        <w:t>Engagement impact assessment evaluating pitch duration and follow-up frequency against conversions</w:t>
-      </w:r>
-    </w:p>
-    <w:p>
-      <w:pPr>
-        <w:pStyle w:val="NormalWeb"/>
-        <w:numPr>
-          <w:ilvl w:val="0"/>
-          <w:numId w:val="1"/>
-        </w:numPr>
-        <w:rPr>
-          <w:rFonts w:ascii="Candara" w:hAnsi="Candara"/>
-        </w:rPr>
-      </w:pPr>
-      <w:r>
-        <w:rPr>
-          <w:rFonts w:ascii="Candara" w:hAnsi="Candara"/>
-        </w:rPr>
-        <w:t>Lifestyle and travel behavior metrics tracking the influence of passport ownership, car ownership, and total trips on purchases</w:t>
-      </w:r>
     </w:p>
     <w:p>
       <w:pPr>
@@ -344,7 +530,7 @@
         <w:rFonts w:ascii="Wingdings" w:hAnsi="Wingdings" w:hint="default"/>
       </w:rPr>
     </w:lvl>
-    <w:lvl w:ilvl="1" w:tplc="40090003" w:tentative="1">
+    <w:lvl w:ilvl="1" w:tplc="40090003">
       <w:start w:val="1"/>
       <w:numFmt w:val="bullet"/>
       <w:lvlText w:val="o"/>
@@ -356,7 +542,7 @@
         <w:rFonts w:ascii="Courier New" w:hAnsi="Courier New" w:cs="Courier New" w:hint="default"/>
       </w:rPr>
     </w:lvl>
-    <w:lvl w:ilvl="2" w:tplc="40090005" w:tentative="1">
+    <w:lvl w:ilvl="2" w:tplc="40090005">
       <w:start w:val="1"/>
       <w:numFmt w:val="bullet"/>
       <w:lvlText w:val=""/>

--- a/17 18 20/5.Power Bi/6) Dashboard/pOINTS.docx
+++ b/17 18 20/5.Power Bi/6) Dashboard/pOINTS.docx
@@ -148,11 +148,13 @@
         </w:numPr>
         <w:rPr>
           <w:rFonts w:ascii="Candara" w:hAnsi="Candara"/>
-        </w:rPr>
-      </w:pPr>
-      <w:r>
-        <w:rPr>
-          <w:rFonts w:ascii="Candara" w:hAnsi="Candara"/>
+          <w:b/>
+        </w:rPr>
+      </w:pPr>
+      <w:r>
+        <w:rPr>
+          <w:rFonts w:ascii="Candara" w:hAnsi="Candara"/>
+          <w:b/>
         </w:rPr>
         <w:t xml:space="preserve">Executive summary metrics displaying </w:t>
       </w:r>
@@ -166,11 +168,13 @@
         </w:numPr>
         <w:rPr>
           <w:rFonts w:ascii="Candara" w:hAnsi="Candara"/>
-        </w:rPr>
-      </w:pPr>
-      <w:r>
-        <w:rPr>
-          <w:rFonts w:ascii="Candara" w:hAnsi="Candara"/>
+          <w:b/>
+        </w:rPr>
+      </w:pPr>
+      <w:r>
+        <w:rPr>
+          <w:rFonts w:ascii="Candara" w:hAnsi="Candara"/>
+          <w:b/>
         </w:rPr>
         <w:t xml:space="preserve">total customers, </w:t>
       </w:r>
@@ -184,17 +188,20 @@
         </w:numPr>
         <w:rPr>
           <w:rFonts w:ascii="Candara" w:hAnsi="Candara"/>
-        </w:rPr>
-      </w:pPr>
-      <w:r>
-        <w:rPr>
-          <w:rFonts w:ascii="Candara" w:hAnsi="Candara"/>
+          <w:b/>
+        </w:rPr>
+      </w:pPr>
+      <w:r>
+        <w:rPr>
+          <w:rFonts w:ascii="Candara" w:hAnsi="Candara"/>
+          <w:b/>
         </w:rPr>
         <w:t>total products purchased</w:t>
       </w:r>
       <w:r>
         <w:rPr>
           <w:rFonts w:ascii="Candara" w:hAnsi="Candara"/>
+          <w:b/>
         </w:rPr>
         <w:t xml:space="preserve"> </w:t>
       </w:r>
@@ -208,11 +215,13 @@
         </w:numPr>
         <w:rPr>
           <w:rFonts w:ascii="Candara" w:hAnsi="Candara"/>
-        </w:rPr>
-      </w:pPr>
-      <w:r>
-        <w:rPr>
-          <w:rFonts w:ascii="Candara" w:hAnsi="Candara"/>
+          <w:b/>
+        </w:rPr>
+      </w:pPr>
+      <w:r>
+        <w:rPr>
+          <w:rFonts w:ascii="Candara" w:hAnsi="Candara"/>
+          <w:b/>
         </w:rPr>
         <w:t>overall conversion rate percentage</w:t>
       </w:r>
@@ -220,6 +229,15 @@
     <w:p>
       <w:pPr>
         <w:pStyle w:val="NormalWeb"/>
+        <w:ind w:left="720"/>
+        <w:rPr>
+          <w:rFonts w:ascii="Candara" w:hAnsi="Candara"/>
+        </w:rPr>
+      </w:pPr>
+    </w:p>
+    <w:p>
+      <w:pPr>
+        <w:pStyle w:val="NormalWeb"/>
         <w:numPr>
           <w:ilvl w:val="0"/>
           <w:numId w:val="1"/>
@@ -246,6 +264,7 @@
           <w:rFonts w:ascii="Candara" w:hAnsi="Candara"/>
         </w:rPr>
       </w:pPr>
+      <w:bookmarkStart w:id="0" w:name="_GoBack"/>
       <w:r>
         <w:rPr>
           <w:rFonts w:ascii="Candara" w:hAnsi="Candara"/>
@@ -256,7 +275,14 @@
         <w:rPr>
           <w:rFonts w:ascii="Candara" w:hAnsi="Candara"/>
         </w:rPr>
-        <w:t>itch types against conversion success rates</w:t>
+        <w:t xml:space="preserve">itch types </w:t>
+      </w:r>
+      <w:bookmarkEnd w:id="0"/>
+      <w:r>
+        <w:rPr>
+          <w:rFonts w:ascii="Candara" w:hAnsi="Candara"/>
+        </w:rPr>
+        <w:t>against conversion success rates</w:t>
       </w:r>
     </w:p>
     <w:p>
@@ -444,8 +470,6 @@
         </w:rPr>
         <w:t xml:space="preserve">car ownership, </w:t>
       </w:r>
-      <w:bookmarkStart w:id="0" w:name="_GoBack"/>
-      <w:bookmarkEnd w:id="0"/>
     </w:p>
     <w:p>
       <w:pPr>

--- a/17 18 20/5.Power Bi/6) Dashboard/pOINTS.docx
+++ b/17 18 20/5.Power Bi/6) Dashboard/pOINTS.docx
@@ -264,26 +264,131 @@
           <w:rFonts w:ascii="Candara" w:hAnsi="Candara"/>
         </w:rPr>
       </w:pPr>
+      <w:r>
+        <w:rPr>
+          <w:rFonts w:ascii="Candara" w:hAnsi="Candara"/>
+        </w:rPr>
+        <w:t>P</w:t>
+      </w:r>
+      <w:r>
+        <w:rPr>
+          <w:rFonts w:ascii="Candara" w:hAnsi="Candara"/>
+        </w:rPr>
+        <w:t>itch types against conversion success rates</w:t>
+      </w:r>
+    </w:p>
+    <w:p>
+      <w:pPr>
+        <w:pStyle w:val="NormalWeb"/>
+        <w:ind w:left="720"/>
+        <w:rPr>
+          <w:rFonts w:ascii="Candara" w:hAnsi="Candara"/>
+        </w:rPr>
+      </w:pPr>
+    </w:p>
+    <w:p>
+      <w:pPr>
+        <w:pStyle w:val="NormalWeb"/>
+        <w:numPr>
+          <w:ilvl w:val="0"/>
+          <w:numId w:val="1"/>
+        </w:numPr>
+        <w:rPr>
+          <w:rFonts w:ascii="Candara" w:hAnsi="Candara"/>
+        </w:rPr>
+      </w:pPr>
+      <w:r>
+        <w:rPr>
+          <w:rFonts w:ascii="Candara" w:hAnsi="Candara"/>
+        </w:rPr>
+        <w:t xml:space="preserve">Contact channel comparison evaluating </w:t>
+      </w:r>
+    </w:p>
+    <w:p>
+      <w:pPr>
+        <w:pStyle w:val="NormalWeb"/>
+        <w:numPr>
+          <w:ilvl w:val="1"/>
+          <w:numId w:val="1"/>
+        </w:numPr>
+        <w:rPr>
+          <w:rFonts w:ascii="Candara" w:hAnsi="Candara"/>
+        </w:rPr>
+      </w:pPr>
+      <w:r>
+        <w:rPr>
+          <w:rFonts w:ascii="Candara" w:hAnsi="Candara"/>
+        </w:rPr>
+        <w:t>self-enquiries versus company-invited leads</w:t>
+      </w:r>
+    </w:p>
+    <w:p>
+      <w:pPr>
+        <w:pStyle w:val="NormalWeb"/>
+        <w:ind w:left="720"/>
+        <w:rPr>
+          <w:rFonts w:ascii="Candara" w:hAnsi="Candara"/>
+        </w:rPr>
+      </w:pPr>
+    </w:p>
+    <w:p>
+      <w:pPr>
+        <w:pStyle w:val="NormalWeb"/>
+        <w:numPr>
+          <w:ilvl w:val="0"/>
+          <w:numId w:val="1"/>
+        </w:numPr>
+        <w:rPr>
+          <w:rFonts w:ascii="Candara" w:hAnsi="Candara"/>
+        </w:rPr>
+      </w:pPr>
+      <w:r>
+        <w:rPr>
+          <w:rFonts w:ascii="Candara" w:hAnsi="Candara"/>
+        </w:rPr>
+        <w:t>Age distribution segmentation showing purchasing trends</w:t>
+      </w:r>
+      <w:r>
+        <w:rPr>
+          <w:rFonts w:ascii="Candara" w:hAnsi="Candara"/>
+        </w:rPr>
+        <w:t>(contri butions)</w:t>
+      </w:r>
+      <w:r>
+        <w:rPr>
+          <w:rFonts w:ascii="Candara" w:hAnsi="Candara"/>
+        </w:rPr>
+        <w:t xml:space="preserve"> across different age groups</w:t>
+      </w:r>
+    </w:p>
+    <w:p>
+      <w:pPr>
+        <w:pStyle w:val="NormalWeb"/>
+        <w:numPr>
+          <w:ilvl w:val="0"/>
+          <w:numId w:val="1"/>
+        </w:numPr>
+        <w:rPr>
+          <w:rFonts w:ascii="Candara" w:hAnsi="Candara"/>
+        </w:rPr>
+      </w:pPr>
+      <w:r>
+        <w:rPr>
+          <w:rFonts w:ascii="Candara" w:hAnsi="Candara"/>
+        </w:rPr>
+        <w:t>Occupation matrix analyzing conversion rates by customer segments</w:t>
+      </w:r>
+    </w:p>
+    <w:p>
+      <w:pPr>
+        <w:pStyle w:val="NormalWeb"/>
+        <w:ind w:left="720"/>
+        <w:rPr>
+          <w:rFonts w:ascii="Candara" w:hAnsi="Candara"/>
+        </w:rPr>
+      </w:pPr>
       <w:bookmarkStart w:id="0" w:name="_GoBack"/>
-      <w:r>
-        <w:rPr>
-          <w:rFonts w:ascii="Candara" w:hAnsi="Candara"/>
-        </w:rPr>
-        <w:t>P</w:t>
-      </w:r>
-      <w:r>
-        <w:rPr>
-          <w:rFonts w:ascii="Candara" w:hAnsi="Candara"/>
-        </w:rPr>
-        <w:t xml:space="preserve">itch types </w:t>
-      </w:r>
       <w:bookmarkEnd w:id="0"/>
-      <w:r>
-        <w:rPr>
-          <w:rFonts w:ascii="Candara" w:hAnsi="Candara"/>
-        </w:rPr>
-        <w:t>against conversion success rates</w:t>
-      </w:r>
     </w:p>
     <w:p>
       <w:pPr>
@@ -300,7 +405,13 @@
         <w:rPr>
           <w:rFonts w:ascii="Candara" w:hAnsi="Candara"/>
         </w:rPr>
-        <w:t xml:space="preserve">Contact channel comparison evaluating </w:t>
+        <w:t xml:space="preserve">travel behavior metrics </w:t>
+      </w:r>
+      <w:r>
+        <w:rPr>
+          <w:rFonts w:ascii="Candara" w:hAnsi="Candara"/>
+        </w:rPr>
+        <w:t>using Lifestyle</w:t>
       </w:r>
     </w:p>
     <w:p>
@@ -318,120 +429,6 @@
         <w:rPr>
           <w:rFonts w:ascii="Candara" w:hAnsi="Candara"/>
         </w:rPr>
-        <w:t>self-enquiries versus company-invited leads</w:t>
-      </w:r>
-    </w:p>
-    <w:p>
-      <w:pPr>
-        <w:pStyle w:val="NormalWeb"/>
-        <w:numPr>
-          <w:ilvl w:val="0"/>
-          <w:numId w:val="1"/>
-        </w:numPr>
-        <w:rPr>
-          <w:rFonts w:ascii="Candara" w:hAnsi="Candara"/>
-        </w:rPr>
-      </w:pPr>
-      <w:r>
-        <w:rPr>
-          <w:rFonts w:ascii="Candara" w:hAnsi="Candara"/>
-        </w:rPr>
-        <w:t>Age distribution segmentation showing purchasing trends across different age groups</w:t>
-      </w:r>
-    </w:p>
-    <w:p>
-      <w:pPr>
-        <w:pStyle w:val="NormalWeb"/>
-        <w:numPr>
-          <w:ilvl w:val="0"/>
-          <w:numId w:val="1"/>
-        </w:numPr>
-        <w:rPr>
-          <w:rFonts w:ascii="Candara" w:hAnsi="Candara"/>
-        </w:rPr>
-      </w:pPr>
-      <w:r>
-        <w:rPr>
-          <w:rFonts w:ascii="Candara" w:hAnsi="Candara"/>
-        </w:rPr>
-        <w:t>Occupation matrix analyzing conversion rates by customer segments</w:t>
-      </w:r>
-    </w:p>
-    <w:p>
-      <w:pPr>
-        <w:pStyle w:val="NormalWeb"/>
-        <w:numPr>
-          <w:ilvl w:val="0"/>
-          <w:numId w:val="1"/>
-        </w:numPr>
-        <w:rPr>
-          <w:rFonts w:ascii="Candara" w:hAnsi="Candara"/>
-        </w:rPr>
-      </w:pPr>
-      <w:r>
-        <w:rPr>
-          <w:rFonts w:ascii="Candara" w:hAnsi="Candara"/>
-        </w:rPr>
-        <w:t>Monthly income and designation analysis comparing earnings against product uptake</w:t>
-      </w:r>
-    </w:p>
-    <w:p>
-      <w:pPr>
-        <w:pStyle w:val="NormalWeb"/>
-        <w:numPr>
-          <w:ilvl w:val="0"/>
-          <w:numId w:val="1"/>
-        </w:numPr>
-        <w:rPr>
-          <w:rFonts w:ascii="Candara" w:hAnsi="Candara"/>
-        </w:rPr>
-      </w:pPr>
-      <w:r>
-        <w:rPr>
-          <w:rFonts w:ascii="Candara" w:hAnsi="Candara"/>
-        </w:rPr>
-        <w:t>Lifestyle and travel behavior metrics tracking the influence of passport ownership, car ownership, and total trips on purchases</w:t>
-      </w:r>
-    </w:p>
-    <w:p>
-      <w:pPr>
-        <w:pStyle w:val="NormalWeb"/>
-        <w:numPr>
-          <w:ilvl w:val="0"/>
-          <w:numId w:val="1"/>
-        </w:numPr>
-        <w:rPr>
-          <w:rFonts w:ascii="Candara" w:hAnsi="Candara"/>
-        </w:rPr>
-      </w:pPr>
-      <w:r>
-        <w:rPr>
-          <w:rFonts w:ascii="Candara" w:hAnsi="Candara"/>
-        </w:rPr>
-        <w:t xml:space="preserve">travel behavior metrics </w:t>
-      </w:r>
-      <w:r>
-        <w:rPr>
-          <w:rFonts w:ascii="Candara" w:hAnsi="Candara"/>
-        </w:rPr>
-        <w:t>using Lifestyle</w:t>
-      </w:r>
-    </w:p>
-    <w:p>
-      <w:pPr>
-        <w:pStyle w:val="NormalWeb"/>
-        <w:numPr>
-          <w:ilvl w:val="1"/>
-          <w:numId w:val="1"/>
-        </w:numPr>
-        <w:rPr>
-          <w:rFonts w:ascii="Candara" w:hAnsi="Candara"/>
-        </w:rPr>
-      </w:pPr>
-      <w:r>
-        <w:rPr>
-          <w:rFonts w:ascii="Candara" w:hAnsi="Candara"/>
-        </w:rPr>
         <w:t xml:space="preserve">tracking </w:t>
       </w:r>
     </w:p>
@@ -492,35 +489,7 @@
     <w:p>
       <w:pPr>
         <w:pStyle w:val="NormalWeb"/>
-        <w:numPr>
-          <w:ilvl w:val="0"/>
-          <w:numId w:val="1"/>
-        </w:numPr>
-        <w:rPr>
-          <w:rFonts w:ascii="Candara" w:hAnsi="Candara"/>
-        </w:rPr>
-      </w:pPr>
-    </w:p>
-    <w:p>
-      <w:pPr>
-        <w:pStyle w:val="NormalWeb"/>
-        <w:numPr>
-          <w:ilvl w:val="0"/>
-          <w:numId w:val="1"/>
-        </w:numPr>
-        <w:rPr>
-          <w:rFonts w:ascii="Candara" w:hAnsi="Candara"/>
-        </w:rPr>
-      </w:pPr>
-      <w:r>
-        <w:rPr>
-          <w:rFonts w:ascii="Candara" w:hAnsi="Candara"/>
-        </w:rPr>
-        <w:t>Feedback score correlation identifying customer satisfaction trends relative to product uptake</w:t>
-      </w:r>
-    </w:p>
-    <w:p>
-      <w:pPr>
+        <w:ind w:left="720"/>
         <w:rPr>
           <w:rFonts w:ascii="Candara" w:hAnsi="Candara"/>
         </w:rPr>
